--- a/tfl/tables/T-DS-02.docx
+++ b/tfl/tables/T-DS-02.docx
@@ -511,7 +511,7 @@
                 <w:szCs w:val="18"/>
                 <w:color w:val="000000"/>
               </w:rPr>
-              <w:t xml:space="preserve">Subjects with ≥ 1 major deviation (PPROTFL = N)</w:t>
+              <w:t xml:space="preserve">Subjects with ≥ 1 major deviation</w:t>
             </w:r>
           </w:p>
         </w:tc>
@@ -2063,7 +2063,7 @@
           <w:szCs w:val="16"/>
           <w:color w:val="000000"/>
         </w:rPr>
-        <w:t xml:space="preserve">Major deviation = PPROTFL = N (ADSL).</w:t>
+        <w:t xml:space="preserve">Major deviation = ADDV record with DVCAT='MAJOR'.</w:t>
       </w:r>
     </w:p>
     <w:p>
@@ -2089,7 +2089,7 @@
           <w:szCs w:val="16"/>
           <w:color w:val="000000"/>
         </w:rPr>
-        <w:t xml:space="preserve">Subcategories beyond 'randomised but never dosed' are not populated in this synthetic dataset — the simulator does not generate SDTM.DS records with DSCAT='PROTOCOL DEVIATION'. In a real study these counts would come from a database-lock deviation review.</w:t>
+        <w:t xml:space="preserve">Synthetic-data note: the simulator does not generate SDTM.DV / DS protocol-deviation records beyond the single randomised-never-dosed subject. Real studies populate the remaining subcategories from the database-lock deviation review.</w:t>
       </w:r>
     </w:p>
     <w:p>
@@ -2115,7 +2115,7 @@
           <w:szCs w:val="16"/>
           <w:color w:val="000000"/>
         </w:rPr>
-        <w:t xml:space="preserve">A subject may appear in only one category (most serious deviation reported).</w:t>
+        <w:t xml:space="preserve">A subject may appear in only one category.</w:t>
       </w:r>
     </w:p>
     <w:p>
@@ -2141,7 +2141,7 @@
           <w:szCs w:val="16"/>
           <w:color w:val="000000"/>
         </w:rPr>
-        <w:t xml:space="preserve">Source: datasets/adam/adsl.parquet  (PPROTFL, SAFFL flags)</w:t>
+        <w:t xml:space="preserve">Source: datasets/adam/addv.parquet.</w:t>
       </w:r>
     </w:p>
     <w:p>
@@ -2167,7 +2167,7 @@
           <w:szCs w:val="14"/>
           <w:color w:val="C0392B"/>
         </w:rPr>
-        <w:t xml:space="preserve">DRAFT — produced 2026-05-16 — synthetic data, NOT for regulatory submission</w:t>
+        <w:t xml:space="preserve">DRAFT — produced 2026-05-17 — synthetic data, NOT for regulatory submission</w:t>
       </w:r>
     </w:p>
     <w:sectPr>

--- a/tfl/tables/T-DS-02.docx
+++ b/tfl/tables/T-DS-02.docx
@@ -566,7 +566,7 @@
                 <w:szCs w:val="18"/>
                 <w:color w:val="000000"/>
               </w:rPr>
-              <w:t xml:space="preserve">0 (0.0)</w:t>
+              <w:t xml:space="preserve">89 (39.6)</w:t>
             </w:r>
           </w:p>
         </w:tc>
@@ -621,7 +621,7 @@
                 <w:szCs w:val="18"/>
                 <w:color w:val="000000"/>
               </w:rPr>
-              <w:t xml:space="preserve">1 (0.4)</w:t>
+              <w:t xml:space="preserve">101 (44.9)</w:t>
             </w:r>
           </w:p>
         </w:tc>
@@ -676,7 +676,7 @@
                 <w:szCs w:val="18"/>
                 <w:color w:val="000000"/>
               </w:rPr>
-              <w:t xml:space="preserve">1 (0.2)</w:t>
+              <w:t xml:space="preserve">190 (42.2)</w:t>
             </w:r>
           </w:p>
         </w:tc>
@@ -1071,7 +1071,7 @@
                 <w:szCs w:val="18"/>
                 <w:color w:val="000000"/>
               </w:rPr>
-              <w:t xml:space="preserve">1 (0.4)</w:t>
+              <w:t xml:space="preserve">0 (0.0)</w:t>
             </w:r>
           </w:p>
         </w:tc>
@@ -1126,7 +1126,7 @@
                 <w:szCs w:val="18"/>
                 <w:color w:val="000000"/>
               </w:rPr>
-              <w:t xml:space="preserve">1 (0.2)</w:t>
+              <w:t xml:space="preserve">0 (0.0)</w:t>
             </w:r>
           </w:p>
         </w:tc>

--- a/tfl/tables/T-DS-02.docx
+++ b/tfl/tables/T-DS-02.docx
@@ -2167,7 +2167,7 @@
           <w:szCs w:val="14"/>
           <w:color w:val="C0392B"/>
         </w:rPr>
-        <w:t xml:space="preserve">DRAFT — produced 2026-05-17 — synthetic data, NOT for regulatory submission</w:t>
+        <w:t xml:space="preserve">DRAFT — produced 2026-06-05 — synthetic data, NOT for regulatory submission</w:t>
       </w:r>
     </w:p>
     <w:sectPr>

--- a/tfl/tables/T-DS-02.docx
+++ b/tfl/tables/T-DS-02.docx
@@ -2167,7 +2167,7 @@
           <w:szCs w:val="14"/>
           <w:color w:val="C0392B"/>
         </w:rPr>
-        <w:t xml:space="preserve">DRAFT — produced 2026-06-05 — synthetic data, NOT for regulatory submission</w:t>
+        <w:t xml:space="preserve">DRAFT — produced 2026-07-19 — synthetic data, NOT for regulatory submission</w:t>
       </w:r>
     </w:p>
     <w:sectPr>
